--- a/public/Reyyan_Alam_CV.docx
+++ b/public/Reyyan_Alam_CV.docx
@@ -31,42 +31,8 @@
           <w:sz w:val="21"/>
           <w:szCs w:val="21"/>
         </w:rPr>
-        <w:t xml:space="preserve">Backend </w:t>
-      </w:r>
-      <w:proofErr w:type="gramStart"/>
-      <w:r>
-        <w:rPr>
-          <w:b/>
-          <w:bCs/>
-          <w:color w:val="1D4ED8"/>
-          <w:sz w:val="21"/>
-          <w:szCs w:val="21"/>
-        </w:rPr>
-        <w:t>Engineer  ·</w:t>
-      </w:r>
-      <w:proofErr w:type="gramEnd"/>
-      <w:r>
-        <w:rPr>
-          <w:b/>
-          <w:bCs/>
-          <w:color w:val="1D4ED8"/>
-          <w:sz w:val="21"/>
-          <w:szCs w:val="21"/>
-        </w:rPr>
-        <w:t xml:space="preserve">  Node.js &amp; APIs  ·  Cloud &amp; </w:t>
-      </w:r>
-      <w:proofErr w:type="spellStart"/>
-      <w:r>
-        <w:rPr>
-          <w:b/>
-          <w:bCs/>
-          <w:color w:val="1D4ED8"/>
-          <w:sz w:val="21"/>
-          <w:szCs w:val="21"/>
-        </w:rPr>
-        <w:t>DevOps</w:t>
-      </w:r>
-      <w:proofErr w:type="spellEnd"/>
+        <w:t>Backend Engineer  ·  Node.js &amp; APIs  ·  Cloud &amp; DevOps</w:t>
+      </w:r>
     </w:p>
     <w:p>
       <w:pPr>
@@ -76,23 +42,13 @@
         <w:spacing w:after="90"/>
         <w:jc w:val="center"/>
       </w:pPr>
-      <w:proofErr w:type="gramStart"/>
       <w:r>
         <w:rPr>
           <w:color w:val="64748B"/>
           <w:sz w:val="19"/>
           <w:szCs w:val="19"/>
         </w:rPr>
-        <w:t>reyyanalam6@gmail.com  ·</w:t>
-      </w:r>
-      <w:proofErr w:type="gramEnd"/>
-      <w:r>
-        <w:rPr>
-          <w:color w:val="64748B"/>
-          <w:sz w:val="19"/>
-          <w:szCs w:val="19"/>
-        </w:rPr>
-        <w:t xml:space="preserve">  +92 322 9113106  ·  Islamabad, Pakistan  ·  github.com/Reyyan31</w:t>
+        <w:t>reyyanalam6@gmail.com  ·  +92 322 9113106  ·  Islamabad, Pakistan  ·  github.com/Reyyan31  ·  reyyan-portfolio.vercel.app</w:t>
       </w:r>
     </w:p>
     <w:p>
@@ -118,75 +74,8 @@
         <w:spacing w:after="60"/>
       </w:pPr>
       <w:r>
-        <w:t xml:space="preserve">Backend Engineer with 1+ year of production experience building systems that handle real users at real scale — from a national government platform with 1M+ users to an ERP managing 12,000+ students. </w:t>
-      </w:r>
-      <w:proofErr w:type="gramStart"/>
-      <w:r>
-        <w:t>Comfortable in Node.js, PHP/</w:t>
-      </w:r>
-      <w:proofErr w:type="spellStart"/>
-      <w:r>
-        <w:t>Laravel</w:t>
-      </w:r>
-      <w:proofErr w:type="spellEnd"/>
-      <w:r>
-        <w:t xml:space="preserve">, and </w:t>
-      </w:r>
-      <w:proofErr w:type="spellStart"/>
-      <w:r>
-        <w:t>Django</w:t>
-      </w:r>
-      <w:proofErr w:type="spellEnd"/>
-      <w:r>
-        <w:t>, choosing</w:t>
-      </w:r>
-      <w:r>
-        <w:t xml:space="preserve"> the right tool for the job.</w:t>
-      </w:r>
-      <w:proofErr w:type="gramEnd"/>
-      <w:r>
-        <w:t xml:space="preserve"> Solid </w:t>
-      </w:r>
-      <w:proofErr w:type="spellStart"/>
-      <w:r>
-        <w:t>DevOps</w:t>
-      </w:r>
-      <w:proofErr w:type="spellEnd"/>
-      <w:r>
-        <w:t xml:space="preserve"> fundamentals: Linux administration, </w:t>
-      </w:r>
-      <w:proofErr w:type="spellStart"/>
-      <w:r>
-        <w:t>Docker</w:t>
-      </w:r>
-      <w:proofErr w:type="spellEnd"/>
-      <w:r>
-        <w:t xml:space="preserve">, CI/CD, and cloud deployments. </w:t>
-      </w:r>
-      <w:proofErr w:type="gramStart"/>
-      <w:r>
-        <w:t xml:space="preserve">Experienced in remote </w:t>
-      </w:r>
-      <w:proofErr w:type="spellStart"/>
-      <w:r>
-        <w:t>async</w:t>
-      </w:r>
-      <w:proofErr w:type="spellEnd"/>
-      <w:r>
-        <w:t xml:space="preserve"> collaboration with a US-based engineering team.</w:t>
-      </w:r>
-      <w:proofErr w:type="gramEnd"/>
-      <w:r>
-        <w:t xml:space="preserve"> </w:t>
-      </w:r>
-      <w:proofErr w:type="gramStart"/>
-      <w:r>
-        <w:t>Open to relocation to EU/UK/US with visa sponsorship, or fully r</w:t>
-      </w:r>
-      <w:r>
-        <w:t>emote.</w:t>
-      </w:r>
-      <w:proofErr w:type="gramEnd"/>
+        <w:t>Backend Engineer with 1+ year of production experience building systems that handle real users at real scale — from a national government platform with 1M+ users to an ERP managing 12,000+ students. Comfortable in Node.js, PHP/Laravel, and Django, choosing the right tool for the job. Solid DevOps fundamentals: Linux administration, Docker, CI/CD, and cloud deployments. Experienced in remote async collaboration with a US-based engineering team. Open to relocation to EU/UK/US with visa sponsorship, or fully remote.</w:t>
+      </w:r>
     </w:p>
     <w:p>
       <w:pPr>
@@ -221,18 +110,7 @@
           <w:sz w:val="22"/>
           <w:szCs w:val="22"/>
         </w:rPr>
-        <w:t xml:space="preserve">Backend </w:t>
-      </w:r>
-      <w:proofErr w:type="gramStart"/>
-      <w:r>
-        <w:rPr>
-          <w:b/>
-          <w:bCs/>
-          <w:color w:val="0F2D52"/>
-          <w:sz w:val="22"/>
-          <w:szCs w:val="22"/>
-        </w:rPr>
-        <w:t>Developer</w:t>
+        <w:t>Backend Developer</w:t>
       </w:r>
       <w:r>
         <w:rPr>
@@ -240,16 +118,7 @@
           <w:bCs/>
           <w:color w:val="1D4ED8"/>
         </w:rPr>
-        <w:t xml:space="preserve">  ·</w:t>
-      </w:r>
-      <w:proofErr w:type="gramEnd"/>
-      <w:r>
-        <w:rPr>
-          <w:b/>
-          <w:bCs/>
-          <w:color w:val="1D4ED8"/>
-        </w:rPr>
-        <w:t xml:space="preserve">  Creative IT Park</w:t>
+        <w:t xml:space="preserve">  ·  Creative IT Park</w:t>
       </w:r>
       <w:r>
         <w:rPr>
@@ -287,30 +156,7 @@
           <w:sz w:val="19"/>
           <w:szCs w:val="19"/>
         </w:rPr>
-        <w:t>Built SLS — a school ERP serving 12,000+ students across 8 role-based portals. Covers full student lifecycle, fee/</w:t>
-      </w:r>
-      <w:proofErr w:type="spellStart"/>
-      <w:r>
-        <w:rPr>
-          <w:sz w:val="19"/>
-          <w:szCs w:val="19"/>
-        </w:rPr>
-        <w:t>challan</w:t>
-      </w:r>
-      <w:proofErr w:type="spellEnd"/>
-      <w:r>
-        <w:rPr>
-          <w:sz w:val="19"/>
-          <w:szCs w:val="19"/>
-        </w:rPr>
-        <w:t xml:space="preserve"> generation with bulk print, a</w:t>
-      </w:r>
-      <w:r>
-        <w:rPr>
-          <w:sz w:val="19"/>
-          <w:szCs w:val="19"/>
-        </w:rPr>
-        <w:t>ttendance, exam grading, and financial audit reports (Excel/PDF).</w:t>
+        <w:t>Built SLS — a school ERP serving 12,000+ students across 8 role-based portals. Covers full student lifecycle, fee/challan generation with bulk print, attendance, exam grading, and financial audit reports (Excel/PDF).</w:t>
       </w:r>
     </w:p>
     <w:p>
@@ -327,30 +173,7 @@
           <w:sz w:val="19"/>
           <w:szCs w:val="19"/>
         </w:rPr>
-        <w:t xml:space="preserve">Built Hello Creative IT Portal — a company-wide CRM/ERP managing all staff HR (payroll, shifts, leaves), </w:t>
-      </w:r>
-      <w:proofErr w:type="spellStart"/>
-      <w:r>
-        <w:rPr>
-          <w:sz w:val="19"/>
-          <w:szCs w:val="19"/>
-        </w:rPr>
-        <w:t>Kanban</w:t>
-      </w:r>
-      <w:proofErr w:type="spellEnd"/>
-      <w:r>
-        <w:rPr>
-          <w:sz w:val="19"/>
-          <w:szCs w:val="19"/>
-        </w:rPr>
-        <w:t xml:space="preserve"> deal pipelines, Gantt-chart project tracking, invoicing, and a double-entry ac</w:t>
-      </w:r>
-      <w:r>
-        <w:rPr>
-          <w:sz w:val="19"/>
-          <w:szCs w:val="19"/>
-        </w:rPr>
-        <w:t>counting module (P&amp;L, balance sheet, ledger).</w:t>
+        <w:t>Built Hello Creative IT Portal — a company-wide CRM/ERP managing all staff HR (payroll, shifts, leaves), Kanban deal pipelines, Gantt-chart project tracking, invoicing, and a double-entry accounting module (P&amp;L, balance sheet, ledger).</w:t>
       </w:r>
     </w:p>
     <w:p>
@@ -367,23 +190,7 @@
           <w:sz w:val="19"/>
           <w:szCs w:val="19"/>
         </w:rPr>
-        <w:t>Own all server operations: Linux/</w:t>
-      </w:r>
-      <w:proofErr w:type="spellStart"/>
-      <w:r>
-        <w:rPr>
-          <w:sz w:val="19"/>
-          <w:szCs w:val="19"/>
-        </w:rPr>
-        <w:t>cPanel</w:t>
-      </w:r>
-      <w:proofErr w:type="spellEnd"/>
-      <w:r>
-        <w:rPr>
-          <w:sz w:val="19"/>
-          <w:szCs w:val="19"/>
-        </w:rPr>
-        <w:t xml:space="preserve"> provisioning, SSL/DNS, environment separation, DB migrations, and production monitoring — maintaining ≥99% uptime across live systems.</w:t>
+        <w:t>Own all server operations: Linux/cPanel provisioning, SSL/DNS, environment separation, DB migrations, and production monitoring — maintaining ≥99% uptime across live systems.</w:t>
       </w:r>
     </w:p>
     <w:p>
@@ -395,28 +202,12 @@
         </w:numPr>
         <w:spacing w:before="16" w:after="16"/>
       </w:pPr>
-      <w:proofErr w:type="spellStart"/>
-      <w:r>
-        <w:rPr>
-          <w:sz w:val="19"/>
-          <w:szCs w:val="19"/>
-        </w:rPr>
-        <w:t>Standardised</w:t>
-      </w:r>
-      <w:proofErr w:type="spellEnd"/>
-      <w:r>
-        <w:rPr>
-          <w:sz w:val="19"/>
-          <w:szCs w:val="19"/>
-        </w:rPr>
-        <w:t xml:space="preserve"> deployment process (st</w:t>
-      </w:r>
-      <w:r>
-        <w:rPr>
-          <w:sz w:val="19"/>
-          <w:szCs w:val="19"/>
-        </w:rPr>
-        <w:t>aging → production, rollback procedures, health checks), cutting production incidents significantly.</w:t>
+      <w:r>
+        <w:rPr>
+          <w:sz w:val="19"/>
+          <w:szCs w:val="19"/>
+        </w:rPr>
+        <w:t>Standardised deployment process (staging → production, rollback procedures, health checks), cutting production incidents significantly.</w:t>
       </w:r>
     </w:p>
     <w:p>
@@ -439,18 +230,7 @@
           <w:sz w:val="22"/>
           <w:szCs w:val="22"/>
         </w:rPr>
-        <w:t>Backend Engineer (Remote</w:t>
-      </w:r>
-      <w:proofErr w:type="gramStart"/>
-      <w:r>
-        <w:rPr>
-          <w:b/>
-          <w:bCs/>
-          <w:color w:val="0F2D52"/>
-          <w:sz w:val="22"/>
-          <w:szCs w:val="22"/>
-        </w:rPr>
-        <w:t>)</w:t>
+        <w:t>Backend Engineer (Remote)</w:t>
       </w:r>
       <w:r>
         <w:rPr>
@@ -458,34 +238,7 @@
           <w:bCs/>
           <w:color w:val="1D4ED8"/>
         </w:rPr>
-        <w:t xml:space="preserve">  ·</w:t>
-      </w:r>
-      <w:proofErr w:type="gramEnd"/>
-      <w:r>
-        <w:rPr>
-          <w:b/>
-          <w:bCs/>
-          <w:color w:val="1D4ED8"/>
-        </w:rPr>
-        <w:t xml:space="preserve">  </w:t>
-      </w:r>
-      <w:proofErr w:type="spellStart"/>
-      <w:r>
-        <w:rPr>
-          <w:b/>
-          <w:bCs/>
-          <w:color w:val="1D4ED8"/>
-        </w:rPr>
-        <w:t>Nodescale</w:t>
-      </w:r>
-      <w:proofErr w:type="spellEnd"/>
-      <w:r>
-        <w:rPr>
-          <w:b/>
-          <w:bCs/>
-          <w:color w:val="1D4ED8"/>
-        </w:rPr>
-        <w:t xml:space="preserve"> LLC</w:t>
+        <w:t xml:space="preserve">  ·  Nodescale LLC</w:t>
       </w:r>
       <w:r>
         <w:rPr>
@@ -523,71 +276,7 @@
           <w:sz w:val="19"/>
           <w:szCs w:val="19"/>
         </w:rPr>
-        <w:t xml:space="preserve">Built the production backend for </w:t>
-      </w:r>
-      <w:proofErr w:type="spellStart"/>
-      <w:r>
-        <w:rPr>
-          <w:sz w:val="19"/>
-          <w:szCs w:val="19"/>
-        </w:rPr>
-        <w:t>BuzzMap</w:t>
-      </w:r>
-      <w:proofErr w:type="spellEnd"/>
-      <w:r>
-        <w:rPr>
-          <w:sz w:val="19"/>
-          <w:szCs w:val="19"/>
-        </w:rPr>
-        <w:t xml:space="preserve"> (buzzmap.org) — a live real-time event-discovery platform — using Node.js/Express, </w:t>
-      </w:r>
-      <w:proofErr w:type="spellStart"/>
-      <w:r>
-        <w:rPr>
-          <w:sz w:val="19"/>
-          <w:szCs w:val="19"/>
-        </w:rPr>
-        <w:t>MongoDB</w:t>
-      </w:r>
-      <w:proofErr w:type="spellEnd"/>
-      <w:r>
-        <w:rPr>
-          <w:sz w:val="19"/>
-          <w:szCs w:val="19"/>
-        </w:rPr>
-        <w:t xml:space="preserve">, </w:t>
-      </w:r>
-      <w:proofErr w:type="spellStart"/>
-      <w:r>
-        <w:rPr>
-          <w:sz w:val="19"/>
-          <w:szCs w:val="19"/>
-        </w:rPr>
-        <w:t>Redis</w:t>
-      </w:r>
-      <w:proofErr w:type="spellEnd"/>
-      <w:r>
-        <w:rPr>
-          <w:sz w:val="19"/>
-          <w:szCs w:val="19"/>
-        </w:rPr>
-        <w:t xml:space="preserve">, and </w:t>
-      </w:r>
-      <w:proofErr w:type="spellStart"/>
-      <w:r>
-        <w:rPr>
-          <w:sz w:val="19"/>
-          <w:szCs w:val="19"/>
-        </w:rPr>
-        <w:t>WebSockets</w:t>
-      </w:r>
-      <w:proofErr w:type="spellEnd"/>
-      <w:r>
-        <w:rPr>
-          <w:sz w:val="19"/>
-          <w:szCs w:val="19"/>
-        </w:rPr>
-        <w:t>.</w:t>
+        <w:t>Built the production backend for BuzzMap (buzzmap.org) — a live real-time event-discovery platform — using Node.js/Express, MongoDB, Redis, and WebSockets.</w:t>
       </w:r>
     </w:p>
     <w:p>
@@ -604,78 +293,7 @@
           <w:sz w:val="19"/>
           <w:szCs w:val="19"/>
         </w:rPr>
-        <w:t xml:space="preserve">Delivered </w:t>
-      </w:r>
-      <w:proofErr w:type="spellStart"/>
-      <w:r>
-        <w:rPr>
-          <w:sz w:val="19"/>
-          <w:szCs w:val="19"/>
-        </w:rPr>
-        <w:t>geolocation</w:t>
-      </w:r>
-      <w:proofErr w:type="spellEnd"/>
-      <w:r>
-        <w:rPr>
-          <w:sz w:val="19"/>
-          <w:szCs w:val="19"/>
-        </w:rPr>
-        <w:t xml:space="preserve"> APIs, </w:t>
-      </w:r>
-      <w:proofErr w:type="spellStart"/>
-      <w:r>
-        <w:rPr>
-          <w:sz w:val="19"/>
-          <w:szCs w:val="19"/>
-        </w:rPr>
-        <w:t>OAuth</w:t>
-      </w:r>
-      <w:proofErr w:type="spellEnd"/>
-      <w:r>
-        <w:rPr>
-          <w:sz w:val="19"/>
-          <w:szCs w:val="19"/>
-        </w:rPr>
-        <w:t xml:space="preserve"> 2.0 </w:t>
-      </w:r>
-      <w:proofErr w:type="spellStart"/>
-      <w:r>
-        <w:rPr>
-          <w:sz w:val="19"/>
-          <w:szCs w:val="19"/>
-        </w:rPr>
-        <w:t>auth</w:t>
-      </w:r>
-      <w:proofErr w:type="spellEnd"/>
-      <w:r>
-        <w:rPr>
-          <w:sz w:val="19"/>
-          <w:szCs w:val="19"/>
-        </w:rPr>
-        <w:t>, rate limiting, and structured error handling to US produ</w:t>
-      </w:r>
-      <w:r>
-        <w:rPr>
-          <w:sz w:val="19"/>
-          <w:szCs w:val="19"/>
-        </w:rPr>
-        <w:t xml:space="preserve">ction standards in a fully </w:t>
-      </w:r>
-      <w:proofErr w:type="spellStart"/>
-      <w:r>
-        <w:rPr>
-          <w:sz w:val="19"/>
-          <w:szCs w:val="19"/>
-        </w:rPr>
-        <w:t>async</w:t>
-      </w:r>
-      <w:proofErr w:type="spellEnd"/>
-      <w:r>
-        <w:rPr>
-          <w:sz w:val="19"/>
-          <w:szCs w:val="19"/>
-        </w:rPr>
-        <w:t xml:space="preserve"> remote team.</w:t>
+        <w:t>Delivered geolocation APIs, OAuth 2.0 auth, rate limiting, and structured error handling to US production standards in a fully async remote team.</w:t>
       </w:r>
     </w:p>
     <w:p>
@@ -698,18 +316,7 @@
           <w:sz w:val="22"/>
           <w:szCs w:val="22"/>
         </w:rPr>
-        <w:t xml:space="preserve">Full Stack Software </w:t>
-      </w:r>
-      <w:proofErr w:type="gramStart"/>
-      <w:r>
-        <w:rPr>
-          <w:b/>
-          <w:bCs/>
-          <w:color w:val="0F2D52"/>
-          <w:sz w:val="22"/>
-          <w:szCs w:val="22"/>
-        </w:rPr>
-        <w:t>Engineer</w:t>
+        <w:t>Full Stack Software Engineer</w:t>
       </w:r>
       <w:r>
         <w:rPr>
@@ -717,27 +324,8 @@
           <w:bCs/>
           <w:color w:val="1D4ED8"/>
         </w:rPr>
-        <w:t xml:space="preserve">  ·</w:t>
-      </w:r>
-      <w:proofErr w:type="gramEnd"/>
-      <w:r>
-        <w:rPr>
-          <w:b/>
-          <w:bCs/>
-          <w:color w:val="1D4ED8"/>
-        </w:rPr>
-        <w:t xml:space="preserve">  Seven </w:t>
-      </w:r>
-      <w:proofErr w:type="spellStart"/>
-      <w:r>
-        <w:rPr>
-          <w:b/>
-          <w:bCs/>
-          <w:color w:val="1D4ED8"/>
-        </w:rPr>
-        <w:t>Koncepts</w:t>
-      </w:r>
-      <w:proofErr w:type="spellEnd"/>
+        <w:t xml:space="preserve">  ·  Seven Koncepts</w:t>
+      </w:r>
       <w:r>
         <w:rPr>
           <w:color w:val="64748B"/>
@@ -770,66 +358,7 @@
         <w:spacing w:before="16" w:after="16"/>
       </w:pPr>
       <w:r>
-        <w:rPr>
-          <w:sz w:val="19"/>
-          <w:szCs w:val="19"/>
-        </w:rPr>
-        <w:t xml:space="preserve">Led backend of </w:t>
-      </w:r>
-      <w:proofErr w:type="spellStart"/>
-      <w:r>
-        <w:rPr>
-          <w:sz w:val="19"/>
-          <w:szCs w:val="19"/>
-        </w:rPr>
-        <w:t>PomPak</w:t>
-      </w:r>
-      <w:proofErr w:type="spellEnd"/>
-      <w:r>
-        <w:rPr>
-          <w:sz w:val="19"/>
-          <w:szCs w:val="19"/>
-        </w:rPr>
-        <w:t xml:space="preserve"> (nflpy.knowledgeplatform.com) — national financial literacy platform backed by State Bank of Pa</w:t>
-      </w:r>
-      <w:r>
-        <w:rPr>
-          <w:sz w:val="19"/>
-          <w:szCs w:val="19"/>
-        </w:rPr>
-        <w:t xml:space="preserve">kistan &amp; </w:t>
-      </w:r>
-      <w:proofErr w:type="spellStart"/>
-      <w:r>
-        <w:rPr>
-          <w:sz w:val="19"/>
-          <w:szCs w:val="19"/>
-        </w:rPr>
-        <w:t>JazzCash</w:t>
-      </w:r>
-      <w:proofErr w:type="spellEnd"/>
-      <w:r>
-        <w:rPr>
-          <w:sz w:val="19"/>
-          <w:szCs w:val="19"/>
-        </w:rPr>
-        <w:t xml:space="preserve"> — 1M+ users, 750,000+ students, 45+ districts. Built on </w:t>
-      </w:r>
-      <w:proofErr w:type="spellStart"/>
-      <w:r>
-        <w:rPr>
-          <w:sz w:val="19"/>
-          <w:szCs w:val="19"/>
-        </w:rPr>
-        <w:t>Laravel</w:t>
-      </w:r>
-      <w:proofErr w:type="spellEnd"/>
-      <w:r>
-        <w:rPr>
-          <w:sz w:val="19"/>
-          <w:szCs w:val="19"/>
-        </w:rPr>
-        <w:t>/PHP with SQL Server stored procedures.</w:t>
+        <w:t>Built and shipped content platforms (content upload, feed/scroll experiences) and e-commerce projects across multiple client engagements.</w:t>
       </w:r>
     </w:p>
     <w:p>
@@ -864,6 +393,8 @@
         </w:rPr>
         <w:t>, Flask, and PHP within the same company — framework-agnostic backend delivery under Agile/Scrum.</w:t>
       </w:r>
+      <w:bookmarkStart w:id="0" w:name="_GoBack"/>
+      <w:bookmarkEnd w:id="0"/>
     </w:p>
     <w:p>
       <w:pPr>
@@ -874,44 +405,12 @@
         </w:numPr>
         <w:spacing w:before="16" w:after="16"/>
       </w:pPr>
-      <w:proofErr w:type="spellStart"/>
-      <w:r>
-        <w:rPr>
-          <w:sz w:val="19"/>
-          <w:szCs w:val="19"/>
-        </w:rPr>
-        <w:t>Conta</w:t>
-      </w:r>
-      <w:r>
-        <w:rPr>
-          <w:sz w:val="19"/>
-          <w:szCs w:val="19"/>
-        </w:rPr>
-        <w:t>inerised</w:t>
-      </w:r>
-      <w:proofErr w:type="spellEnd"/>
-      <w:r>
-        <w:rPr>
-          <w:sz w:val="19"/>
-          <w:szCs w:val="19"/>
-        </w:rPr>
-        <w:t xml:space="preserve"> services with </w:t>
-      </w:r>
-      <w:proofErr w:type="spellStart"/>
-      <w:r>
-        <w:rPr>
-          <w:sz w:val="19"/>
-          <w:szCs w:val="19"/>
-        </w:rPr>
-        <w:t>Docker</w:t>
-      </w:r>
-      <w:proofErr w:type="spellEnd"/>
-      <w:r>
-        <w:rPr>
-          <w:sz w:val="19"/>
-          <w:szCs w:val="19"/>
-        </w:rPr>
-        <w:t>, deployed to AWS EC2/S3, maintained CI/CD pipelines and automated DB migrations.</w:t>
+      <w:r>
+        <w:rPr>
+          <w:sz w:val="19"/>
+          <w:szCs w:val="19"/>
+        </w:rPr>
+        <w:t>Containerised services with Docker, deployed to AWS EC2/S3, maintained CI/CD pipelines and automated DB migrations.</w:t>
       </w:r>
     </w:p>
     <w:p>
@@ -934,18 +433,7 @@
           <w:sz w:val="22"/>
           <w:szCs w:val="22"/>
         </w:rPr>
-        <w:t xml:space="preserve">Full Stack </w:t>
-      </w:r>
-      <w:proofErr w:type="gramStart"/>
-      <w:r>
-        <w:rPr>
-          <w:b/>
-          <w:bCs/>
-          <w:color w:val="0F2D52"/>
-          <w:sz w:val="22"/>
-          <w:szCs w:val="22"/>
-        </w:rPr>
-        <w:t>Developer</w:t>
+        <w:t>Full Stack Developer</w:t>
       </w:r>
       <w:r>
         <w:rPr>
@@ -953,16 +441,7 @@
           <w:bCs/>
           <w:color w:val="1D4ED8"/>
         </w:rPr>
-        <w:t xml:space="preserve">  ·</w:t>
-      </w:r>
-      <w:proofErr w:type="gramEnd"/>
-      <w:r>
-        <w:rPr>
-          <w:b/>
-          <w:bCs/>
-          <w:color w:val="1D4ED8"/>
-        </w:rPr>
-        <w:t xml:space="preserve">  National Testing Service (NTS)</w:t>
+        <w:t xml:space="preserve">  ·  National Testing Service (NTS)</w:t>
       </w:r>
       <w:r>
         <w:rPr>
@@ -1000,23 +479,7 @@
           <w:sz w:val="19"/>
           <w:szCs w:val="19"/>
         </w:rPr>
-        <w:t>Built 15+ React/</w:t>
-      </w:r>
-      <w:proofErr w:type="spellStart"/>
-      <w:r>
-        <w:rPr>
-          <w:sz w:val="19"/>
-          <w:szCs w:val="19"/>
-        </w:rPr>
-        <w:t>Redux</w:t>
-      </w:r>
-      <w:proofErr w:type="spellEnd"/>
-      <w:r>
-        <w:rPr>
-          <w:sz w:val="19"/>
-          <w:szCs w:val="19"/>
-        </w:rPr>
-        <w:t xml:space="preserve"> components, improving page load performance by 25% for 100,000+ active users on Pakistan’s largest national testing platform.</w:t>
+        <w:t>Built 15+ React/Redux components, improving page load performance by 25% for 100,000+ active users on Pakistan’s largest national testing platform.</w:t>
       </w:r>
     </w:p>
     <w:p>
@@ -1033,39 +496,7 @@
           <w:sz w:val="19"/>
           <w:szCs w:val="19"/>
         </w:rPr>
-        <w:t xml:space="preserve">Integrated React frontend with </w:t>
-      </w:r>
-      <w:proofErr w:type="spellStart"/>
-      <w:r>
-        <w:rPr>
-          <w:sz w:val="19"/>
-          <w:szCs w:val="19"/>
-        </w:rPr>
-        <w:t>Laravel</w:t>
-      </w:r>
-      <w:proofErr w:type="spellEnd"/>
-      <w:r>
-        <w:rPr>
-          <w:sz w:val="19"/>
-          <w:szCs w:val="19"/>
-        </w:rPr>
-        <w:t xml:space="preserve"> backend using JWT/</w:t>
-      </w:r>
-      <w:proofErr w:type="spellStart"/>
-      <w:r>
-        <w:rPr>
-          <w:sz w:val="19"/>
-          <w:szCs w:val="19"/>
-        </w:rPr>
-        <w:t>OAuth</w:t>
-      </w:r>
-      <w:proofErr w:type="spellEnd"/>
-      <w:r>
-        <w:rPr>
-          <w:sz w:val="19"/>
-          <w:szCs w:val="19"/>
-        </w:rPr>
-        <w:t xml:space="preserve"> and role-based access control.</w:t>
+        <w:t>Integrated React frontend with Laravel backend using JWT/OAuth and role-based access control.</w:t>
       </w:r>
     </w:p>
     <w:p>
@@ -1083,17 +514,23 @@
           <w:sz w:val="21"/>
           <w:szCs w:val="21"/>
         </w:rPr>
-        <w:t>TECHNICAL SKIL</w:t>
-      </w:r>
+        <w:t>TECHNICAL SKILLS</w:t>
+      </w:r>
+    </w:p>
+    <w:p>
+      <w:pPr>
+        <w:spacing w:before="36" w:after="36"/>
+      </w:pPr>
       <w:r>
         <w:rPr>
           <w:b/>
           <w:bCs/>
           <w:color w:val="0F2D52"/>
-          <w:sz w:val="21"/>
-          <w:szCs w:val="21"/>
-        </w:rPr>
-        <w:t>LS</w:t>
+        </w:rPr>
+        <w:t xml:space="preserve">Primary — Backend: </w:t>
+      </w:r>
+      <w:r>
+        <w:t>Node.js, Express.js, NestJS, RESTful APIs, WebSockets, JWT/OAuth, API design &amp; documentation (Swagger/OpenAPI)</w:t>
       </w:r>
     </w:p>
     <w:p>
@@ -1106,132 +543,11 @@
           <w:bCs/>
           <w:color w:val="0F2D52"/>
         </w:rPr>
-        <w:t xml:space="preserve">Primary — Backend: </w:t>
-      </w:r>
-      <w:r>
-        <w:t xml:space="preserve">Node.js, Express.js, </w:t>
-      </w:r>
-      <w:proofErr w:type="spellStart"/>
-      <w:r>
-        <w:t>NestJS</w:t>
-      </w:r>
-      <w:proofErr w:type="spellEnd"/>
-      <w:r>
-        <w:t xml:space="preserve">, </w:t>
-      </w:r>
-      <w:proofErr w:type="spellStart"/>
-      <w:r>
-        <w:t>RESTful</w:t>
-      </w:r>
-      <w:proofErr w:type="spellEnd"/>
-      <w:r>
-        <w:t xml:space="preserve"> APIs, </w:t>
-      </w:r>
-      <w:proofErr w:type="spellStart"/>
-      <w:proofErr w:type="gramStart"/>
-      <w:r>
-        <w:t>WebSockets</w:t>
-      </w:r>
-      <w:proofErr w:type="spellEnd"/>
-      <w:proofErr w:type="gramEnd"/>
-      <w:r>
-        <w:t>, JWT/</w:t>
-      </w:r>
-      <w:proofErr w:type="spellStart"/>
-      <w:r>
-        <w:t>OAuth</w:t>
-      </w:r>
-      <w:proofErr w:type="spellEnd"/>
-      <w:r>
-        <w:t>, API design &amp; documentation (Swagger/</w:t>
-      </w:r>
-      <w:proofErr w:type="spellStart"/>
-      <w:r>
-        <w:t>OpenAPI</w:t>
-      </w:r>
-      <w:proofErr w:type="spellEnd"/>
-      <w:r>
-        <w:t>)</w:t>
-      </w:r>
-    </w:p>
-    <w:p>
-      <w:pPr>
-        <w:spacing w:before="36" w:after="36"/>
-      </w:pPr>
-      <w:r>
-        <w:rPr>
-          <w:b/>
-          <w:bCs/>
-          <w:color w:val="0F2D52"/>
-        </w:rPr>
-        <w:t xml:space="preserve">Primary — </w:t>
-      </w:r>
-      <w:proofErr w:type="spellStart"/>
-      <w:r>
-        <w:rPr>
-          <w:b/>
-          <w:bCs/>
-          <w:color w:val="0F2D52"/>
-        </w:rPr>
-        <w:t>DevOps</w:t>
-      </w:r>
-      <w:proofErr w:type="spellEnd"/>
-      <w:r>
-        <w:rPr>
-          <w:b/>
-          <w:bCs/>
-          <w:color w:val="0F2D52"/>
-        </w:rPr>
-        <w:t xml:space="preserve">: </w:t>
-      </w:r>
-      <w:r>
-        <w:t>Linux Admin (</w:t>
-      </w:r>
-      <w:proofErr w:type="spellStart"/>
-      <w:r>
-        <w:t>cPanel</w:t>
-      </w:r>
-      <w:proofErr w:type="spellEnd"/>
-      <w:r>
-        <w:t xml:space="preserve"> / </w:t>
-      </w:r>
-      <w:proofErr w:type="spellStart"/>
-      <w:r>
-        <w:t>Nginx</w:t>
-      </w:r>
-      <w:proofErr w:type="spellEnd"/>
-      <w:r>
-        <w:t xml:space="preserve"> / WHM), </w:t>
-      </w:r>
-      <w:proofErr w:type="spellStart"/>
-      <w:r>
-        <w:t>Docker</w:t>
-      </w:r>
-      <w:proofErr w:type="spellEnd"/>
-      <w:r>
-        <w:t xml:space="preserve"> &amp; Compose, CI/CD Pipelines, AWS (EC2 · S3), SSL/DNS, Zero-Down</w:t>
-      </w:r>
-      <w:r>
-        <w:t xml:space="preserve">time Deployments, </w:t>
-      </w:r>
-      <w:proofErr w:type="spellStart"/>
-      <w:r>
-        <w:t>Git</w:t>
-      </w:r>
-      <w:proofErr w:type="spellEnd"/>
-      <w:r>
-        <w:t>/</w:t>
-      </w:r>
-      <w:proofErr w:type="spellStart"/>
-      <w:r>
-        <w:t>GitHub</w:t>
-      </w:r>
-      <w:proofErr w:type="spellEnd"/>
-    </w:p>
-    <w:p>
-      <w:pPr>
-        <w:spacing w:after="20"/>
-      </w:pPr>
+        <w:t xml:space="preserve">Primary — DevOps: </w:t>
+      </w:r>
+      <w:r>
+        <w:t>Linux Admin (cPanel / Nginx / WHM), Docker &amp; Compose, CI/CD Pipelines, AWS (EC2 · S3), SSL/DNS, Zero-Downtime Deployments, Git/GitHub</w:t>
+      </w:r>
     </w:p>
     <w:p>
       <w:pPr>
@@ -1246,257 +562,79 @@
         </w:rPr>
         <w:t xml:space="preserve">Also Proficient: </w:t>
       </w:r>
-      <w:proofErr w:type="spellStart"/>
       <w:r>
         <w:rPr>
           <w:color w:val="64748B"/>
           <w:sz w:val="19"/>
           <w:szCs w:val="19"/>
         </w:rPr>
-        <w:t>Laravel</w:t>
-      </w:r>
-      <w:proofErr w:type="spellEnd"/>
+        <w:t>Laravel / PHP,  Django / Flask  —  additional backend stacks used in production</w:t>
+      </w:r>
+    </w:p>
+    <w:p>
+      <w:pPr>
+        <w:spacing w:before="26" w:after="26"/>
+      </w:pPr>
+      <w:r>
+        <w:rPr>
+          <w:b/>
+          <w:bCs/>
+          <w:sz w:val="19"/>
+          <w:szCs w:val="19"/>
+        </w:rPr>
+        <w:t xml:space="preserve">Frontend: </w:t>
+      </w:r>
       <w:r>
         <w:rPr>
           <w:color w:val="64748B"/>
           <w:sz w:val="19"/>
           <w:szCs w:val="19"/>
         </w:rPr>
-        <w:t xml:space="preserve"> / PHP</w:t>
-      </w:r>
-      <w:proofErr w:type="gramStart"/>
+        <w:t>React.js, Next.js, Redux, TypeScript, JavaScript (ES6+), Tailwind CSS, PHP Blade</w:t>
+      </w:r>
+    </w:p>
+    <w:p>
+      <w:pPr>
+        <w:spacing w:before="26" w:after="26"/>
+      </w:pPr>
+      <w:r>
+        <w:rPr>
+          <w:b/>
+          <w:bCs/>
+          <w:sz w:val="19"/>
+          <w:szCs w:val="19"/>
+        </w:rPr>
+        <w:t xml:space="preserve">Databases: </w:t>
+      </w:r>
       <w:r>
         <w:rPr>
           <w:color w:val="64748B"/>
           <w:sz w:val="19"/>
           <w:szCs w:val="19"/>
         </w:rPr>
-        <w:t xml:space="preserve">,  </w:t>
-      </w:r>
-      <w:proofErr w:type="spellStart"/>
+        <w:t>MySQL, PostgreSQL, MongoDB, SQL Server, Redis — schema design, query optimisation</w:t>
+      </w:r>
+    </w:p>
+    <w:p>
+      <w:pPr>
+        <w:spacing w:before="26" w:after="26"/>
+      </w:pPr>
+      <w:r>
+        <w:rPr>
+          <w:b/>
+          <w:bCs/>
+          <w:sz w:val="19"/>
+          <w:szCs w:val="19"/>
+        </w:rPr>
+        <w:t xml:space="preserve">Languages: </w:t>
+      </w:r>
       <w:r>
         <w:rPr>
           <w:color w:val="64748B"/>
           <w:sz w:val="19"/>
           <w:szCs w:val="19"/>
         </w:rPr>
-        <w:t>Django</w:t>
-      </w:r>
-      <w:proofErr w:type="spellEnd"/>
-      <w:proofErr w:type="gramEnd"/>
-      <w:r>
-        <w:rPr>
-          <w:color w:val="64748B"/>
-          <w:sz w:val="19"/>
-          <w:szCs w:val="19"/>
-        </w:rPr>
-        <w:t xml:space="preserve"> / Flask  —  additional backend stacks used in production</w:t>
-      </w:r>
-    </w:p>
-    <w:p>
-      <w:pPr>
-        <w:spacing w:before="26" w:after="26"/>
-      </w:pPr>
-      <w:r>
-        <w:rPr>
-          <w:b/>
-          <w:bCs/>
-          <w:sz w:val="19"/>
-          <w:szCs w:val="19"/>
-        </w:rPr>
-        <w:t xml:space="preserve">Frontend: </w:t>
-      </w:r>
-      <w:r>
-        <w:rPr>
-          <w:color w:val="64748B"/>
-          <w:sz w:val="19"/>
-          <w:szCs w:val="19"/>
-        </w:rPr>
-        <w:t xml:space="preserve">React.js, Next.js, </w:t>
-      </w:r>
-      <w:proofErr w:type="spellStart"/>
-      <w:r>
-        <w:rPr>
-          <w:color w:val="64748B"/>
-          <w:sz w:val="19"/>
-          <w:szCs w:val="19"/>
-        </w:rPr>
-        <w:t>Redux</w:t>
-      </w:r>
-      <w:proofErr w:type="spellEnd"/>
-      <w:r>
-        <w:rPr>
-          <w:color w:val="64748B"/>
-          <w:sz w:val="19"/>
-          <w:szCs w:val="19"/>
-        </w:rPr>
-        <w:t xml:space="preserve">, </w:t>
-      </w:r>
-      <w:proofErr w:type="spellStart"/>
-      <w:r>
-        <w:rPr>
-          <w:color w:val="64748B"/>
-          <w:sz w:val="19"/>
-          <w:szCs w:val="19"/>
-        </w:rPr>
-        <w:t>TypeScript</w:t>
-      </w:r>
-      <w:proofErr w:type="spellEnd"/>
-      <w:r>
-        <w:rPr>
-          <w:color w:val="64748B"/>
-          <w:sz w:val="19"/>
-          <w:szCs w:val="19"/>
-        </w:rPr>
-        <w:t>, JavaScript (ES6+), Tailwind CSS, PHP Blade</w:t>
-      </w:r>
-    </w:p>
-    <w:p>
-      <w:pPr>
-        <w:spacing w:before="26" w:after="26"/>
-      </w:pPr>
-      <w:r>
-        <w:rPr>
-          <w:b/>
-          <w:bCs/>
-          <w:sz w:val="19"/>
-          <w:szCs w:val="19"/>
-        </w:rPr>
-        <w:t xml:space="preserve">Databases: </w:t>
-      </w:r>
-      <w:r>
-        <w:rPr>
-          <w:color w:val="64748B"/>
-          <w:sz w:val="19"/>
-          <w:szCs w:val="19"/>
-        </w:rPr>
-        <w:t xml:space="preserve">MySQL, </w:t>
-      </w:r>
-      <w:proofErr w:type="spellStart"/>
-      <w:r>
-        <w:rPr>
-          <w:color w:val="64748B"/>
-          <w:sz w:val="19"/>
-          <w:szCs w:val="19"/>
-        </w:rPr>
-        <w:t>PostgreSQL</w:t>
-      </w:r>
-      <w:proofErr w:type="spellEnd"/>
-      <w:r>
-        <w:rPr>
-          <w:color w:val="64748B"/>
-          <w:sz w:val="19"/>
-          <w:szCs w:val="19"/>
-        </w:rPr>
-        <w:t xml:space="preserve">, </w:t>
-      </w:r>
-      <w:proofErr w:type="spellStart"/>
-      <w:r>
-        <w:rPr>
-          <w:color w:val="64748B"/>
-          <w:sz w:val="19"/>
-          <w:szCs w:val="19"/>
-        </w:rPr>
-        <w:t>MongoDB</w:t>
-      </w:r>
-      <w:proofErr w:type="spellEnd"/>
-      <w:r>
-        <w:rPr>
-          <w:color w:val="64748B"/>
-          <w:sz w:val="19"/>
-          <w:szCs w:val="19"/>
-        </w:rPr>
-        <w:t xml:space="preserve">, SQL Server, </w:t>
-      </w:r>
-      <w:proofErr w:type="spellStart"/>
-      <w:r>
-        <w:rPr>
-          <w:color w:val="64748B"/>
-          <w:sz w:val="19"/>
-          <w:szCs w:val="19"/>
-        </w:rPr>
-        <w:t>Redis</w:t>
-      </w:r>
-      <w:proofErr w:type="spellEnd"/>
-      <w:r>
-        <w:rPr>
-          <w:color w:val="64748B"/>
-          <w:sz w:val="19"/>
-          <w:szCs w:val="19"/>
-        </w:rPr>
-        <w:t xml:space="preserve"> — schema design, query </w:t>
-      </w:r>
-      <w:proofErr w:type="spellStart"/>
-      <w:r>
-        <w:rPr>
-          <w:color w:val="64748B"/>
-          <w:sz w:val="19"/>
-          <w:szCs w:val="19"/>
-        </w:rPr>
-        <w:t>optimisation</w:t>
-      </w:r>
-      <w:proofErr w:type="spellEnd"/>
-    </w:p>
-    <w:p>
-      <w:pPr>
-        <w:spacing w:before="26" w:after="26"/>
-      </w:pPr>
-      <w:proofErr w:type="spellStart"/>
-      <w:r>
-        <w:rPr>
-          <w:b/>
-          <w:bCs/>
-          <w:sz w:val="19"/>
-          <w:szCs w:val="19"/>
-        </w:rPr>
-        <w:lastRenderedPageBreak/>
-        <w:t>Languages</w:t>
-      </w:r>
-      <w:proofErr w:type="spellEnd"/>
-      <w:r>
-        <w:rPr>
-          <w:b/>
-          <w:bCs/>
-          <w:sz w:val="19"/>
-          <w:szCs w:val="19"/>
-        </w:rPr>
-        <w:t xml:space="preserve">: </w:t>
-      </w:r>
-      <w:r>
-        <w:rPr>
-          <w:color w:val="64748B"/>
-          <w:sz w:val="19"/>
-          <w:szCs w:val="19"/>
-        </w:rPr>
-        <w:t xml:space="preserve">JavaScript / </w:t>
-      </w:r>
-      <w:proofErr w:type="spellStart"/>
-      <w:proofErr w:type="gramStart"/>
-      <w:r>
-        <w:rPr>
-          <w:color w:val="64748B"/>
-          <w:sz w:val="19"/>
-          <w:szCs w:val="19"/>
-        </w:rPr>
-        <w:t>TypeScript</w:t>
-      </w:r>
-      <w:proofErr w:type="spellEnd"/>
-      <w:r>
-        <w:rPr>
-          <w:color w:val="64748B"/>
-          <w:sz w:val="19"/>
-          <w:szCs w:val="19"/>
-        </w:rPr>
-        <w:t xml:space="preserve">  ·</w:t>
-      </w:r>
-      <w:proofErr w:type="gramEnd"/>
-      <w:r>
-        <w:rPr>
-          <w:color w:val="64748B"/>
-          <w:sz w:val="19"/>
-          <w:szCs w:val="19"/>
-        </w:rPr>
-        <w:t xml:space="preserve">  PHP  ·  Python  ·  SQL  ·  C/C++</w:t>
+        <w:t>JavaScript / TypeScript  ·  PHP  ·  Python  ·  SQL  ·  C/C++</w:t>
       </w:r>
     </w:p>
     <w:p>
@@ -1514,6 +652,7 @@
           <w:sz w:val="21"/>
           <w:szCs w:val="21"/>
         </w:rPr>
+        <w:lastRenderedPageBreak/>
         <w:t>KEY PROJECTS</w:t>
       </w:r>
     </w:p>
@@ -1529,18 +668,7 @@
           <w:sz w:val="21"/>
           <w:szCs w:val="21"/>
         </w:rPr>
-        <w:t xml:space="preserve">SLS – School Management </w:t>
-      </w:r>
-      <w:proofErr w:type="gramStart"/>
-      <w:r>
-        <w:rPr>
-          <w:b/>
-          <w:bCs/>
-          <w:color w:val="0F2D52"/>
-          <w:sz w:val="21"/>
-          <w:szCs w:val="21"/>
-        </w:rPr>
-        <w:t>System</w:t>
+        <w:t>SLS – School Management System</w:t>
       </w:r>
       <w:r>
         <w:rPr>
@@ -1550,40 +678,7 @@
           <w:sz w:val="18"/>
           <w:szCs w:val="18"/>
         </w:rPr>
-        <w:t xml:space="preserve">  |</w:t>
-      </w:r>
-      <w:proofErr w:type="gramEnd"/>
-      <w:r>
-        <w:rPr>
-          <w:i/>
-          <w:iCs/>
-          <w:color w:val="64748B"/>
-          <w:sz w:val="18"/>
-          <w:szCs w:val="18"/>
-        </w:rPr>
-        <w:t xml:space="preserve">  PHP · </w:t>
-      </w:r>
-      <w:proofErr w:type="spellStart"/>
-      <w:r>
-        <w:rPr>
-          <w:i/>
-          <w:iCs/>
-          <w:color w:val="64748B"/>
-          <w:sz w:val="18"/>
-          <w:szCs w:val="18"/>
-        </w:rPr>
-        <w:t>Laravel</w:t>
-      </w:r>
-      <w:proofErr w:type="spellEnd"/>
-      <w:r>
-        <w:rPr>
-          <w:i/>
-          <w:iCs/>
-          <w:color w:val="64748B"/>
-          <w:sz w:val="18"/>
-          <w:szCs w:val="18"/>
-        </w:rPr>
-        <w:t xml:space="preserve"> · MySQL · Bootstrap</w:t>
+        <w:t xml:space="preserve">  |  PHP · Laravel · MySQL · Bootstrap</w:t>
       </w:r>
     </w:p>
     <w:p>
@@ -1598,27 +693,7 @@
           <w:sz w:val="18"/>
           <w:szCs w:val="18"/>
         </w:rPr>
-        <w:t>🔗</w:t>
-      </w:r>
-      <w:r>
-        <w:rPr>
-          <w:i/>
-          <w:iCs/>
-          <w:color w:val="1D4ED8"/>
-          <w:sz w:val="18"/>
-          <w:szCs w:val="18"/>
-        </w:rPr>
-        <w:t xml:space="preserve"> sls.creativeitpar</w:t>
-      </w:r>
-      <w:r>
-        <w:rPr>
-          <w:i/>
-          <w:iCs/>
-          <w:color w:val="1D4ED8"/>
-          <w:sz w:val="18"/>
-          <w:szCs w:val="18"/>
-        </w:rPr>
-        <w:t>k.org</w:t>
+        <w:t>🔗 sls.creativeitpark.org</w:t>
       </w:r>
     </w:p>
     <w:p>
@@ -1635,23 +710,7 @@
           <w:sz w:val="19"/>
           <w:szCs w:val="19"/>
         </w:rPr>
-        <w:t xml:space="preserve">12,000+ students across 8 role portals; full student lifecycle, fee collection, </w:t>
-      </w:r>
-      <w:proofErr w:type="spellStart"/>
-      <w:r>
-        <w:rPr>
-          <w:sz w:val="19"/>
-          <w:szCs w:val="19"/>
-        </w:rPr>
-        <w:t>challan</w:t>
-      </w:r>
-      <w:proofErr w:type="spellEnd"/>
-      <w:r>
-        <w:rPr>
-          <w:sz w:val="19"/>
-          <w:szCs w:val="19"/>
-        </w:rPr>
-        <w:t xml:space="preserve"> bulk-print, exam grading, attendance.</w:t>
+        <w:t>12,000+ students across 8 role portals; full student lifecycle, fee collection, challan bulk-print, exam grading, attendance.</w:t>
       </w:r>
     </w:p>
     <w:p>
@@ -1688,28 +747,7 @@
           <w:sz w:val="21"/>
           <w:szCs w:val="21"/>
         </w:rPr>
-        <w:t>Hello Cr</w:t>
-      </w:r>
-      <w:r>
-        <w:rPr>
-          <w:b/>
-          <w:bCs/>
-          <w:color w:val="0F2D52"/>
-          <w:sz w:val="21"/>
-          <w:szCs w:val="21"/>
-        </w:rPr>
-        <w:t xml:space="preserve">eative IT Portal – CRM / </w:t>
-      </w:r>
-      <w:proofErr w:type="gramStart"/>
-      <w:r>
-        <w:rPr>
-          <w:b/>
-          <w:bCs/>
-          <w:color w:val="0F2D52"/>
-          <w:sz w:val="21"/>
-          <w:szCs w:val="21"/>
-        </w:rPr>
-        <w:t>ERP</w:t>
+        <w:t>Hello Creative IT Portal – CRM / ERP</w:t>
       </w:r>
       <w:r>
         <w:rPr>
@@ -1719,53 +757,8 @@
           <w:sz w:val="18"/>
           <w:szCs w:val="18"/>
         </w:rPr>
-        <w:t xml:space="preserve">  |</w:t>
-      </w:r>
-      <w:proofErr w:type="gramEnd"/>
-      <w:r>
-        <w:rPr>
-          <w:i/>
-          <w:iCs/>
-          <w:color w:val="64748B"/>
-          <w:sz w:val="18"/>
-          <w:szCs w:val="18"/>
-        </w:rPr>
-        <w:t xml:space="preserve">  PHP · </w:t>
-      </w:r>
-      <w:proofErr w:type="spellStart"/>
-      <w:r>
-        <w:rPr>
-          <w:i/>
-          <w:iCs/>
-          <w:color w:val="64748B"/>
-          <w:sz w:val="18"/>
-          <w:szCs w:val="18"/>
-        </w:rPr>
-        <w:t>Laravel</w:t>
-      </w:r>
-      <w:proofErr w:type="spellEnd"/>
-      <w:r>
-        <w:rPr>
-          <w:i/>
-          <w:iCs/>
-          <w:color w:val="64748B"/>
-          <w:sz w:val="18"/>
-          <w:szCs w:val="18"/>
-        </w:rPr>
-        <w:t xml:space="preserve"> · MySQL · Vue.js · </w:t>
-      </w:r>
-      <w:proofErr w:type="spellStart"/>
-      <w:r>
-        <w:rPr>
-          <w:i/>
-          <w:iCs/>
-          <w:color w:val="64748B"/>
-          <w:sz w:val="18"/>
-          <w:szCs w:val="18"/>
-        </w:rPr>
-        <w:t>Redis</w:t>
-      </w:r>
-      <w:proofErr w:type="spellEnd"/>
+        <w:t xml:space="preserve">  |  PHP · Laravel · MySQL · Vue.js · Redis</w:t>
+      </w:r>
     </w:p>
     <w:p>
       <w:pPr>
@@ -1779,17 +772,7 @@
           <w:sz w:val="18"/>
           <w:szCs w:val="18"/>
         </w:rPr>
-        <w:t>🔗</w:t>
-      </w:r>
-      <w:r>
-        <w:rPr>
-          <w:i/>
-          <w:iCs/>
-          <w:color w:val="1D4ED8"/>
-          <w:sz w:val="18"/>
-          <w:szCs w:val="18"/>
-        </w:rPr>
-        <w:t xml:space="preserve"> hello.creativeitpark.org</w:t>
+        <w:t>🔗 hello.creativeitpark.org</w:t>
       </w:r>
     </w:p>
     <w:p>
@@ -1806,23 +789,7 @@
           <w:sz w:val="19"/>
           <w:szCs w:val="19"/>
         </w:rPr>
-        <w:t xml:space="preserve">Company-wide system: full HR (payroll, shifts, leaves, attendance), </w:t>
-      </w:r>
-      <w:proofErr w:type="spellStart"/>
-      <w:r>
-        <w:rPr>
-          <w:sz w:val="19"/>
-          <w:szCs w:val="19"/>
-        </w:rPr>
-        <w:t>Kanban</w:t>
-      </w:r>
-      <w:proofErr w:type="spellEnd"/>
-      <w:r>
-        <w:rPr>
-          <w:sz w:val="19"/>
-          <w:szCs w:val="19"/>
-        </w:rPr>
-        <w:t xml:space="preserve"> deal pipelines, Gantt project tracking.</w:t>
+        <w:t>Company-wide system: full HR (payroll, shifts, leaves, attendance), Kanban deal pipelines, Gantt project tracking.</w:t>
       </w:r>
     </w:p>
     <w:p>
@@ -1839,14 +806,7 @@
           <w:sz w:val="19"/>
           <w:szCs w:val="19"/>
         </w:rPr>
-        <w:t xml:space="preserve">Double-entry accounting module — ledger, </w:t>
-      </w:r>
-      <w:r>
-        <w:rPr>
-          <w:sz w:val="19"/>
-          <w:szCs w:val="19"/>
-        </w:rPr>
-        <w:t>P&amp;L, balance sheet, cash flow, trial balance — used as the live financial system.</w:t>
+        <w:t>Double-entry accounting module — ledger, P&amp;L, balance sheet, cash flow, trial balance — used as the live financial system.</w:t>
       </w:r>
     </w:p>
     <w:p>
@@ -1858,7 +818,6 @@
       <w:pPr>
         <w:spacing w:before="75" w:after="10"/>
       </w:pPr>
-      <w:proofErr w:type="spellStart"/>
       <w:r>
         <w:rPr>
           <w:b/>
@@ -1867,29 +826,7 @@
           <w:sz w:val="21"/>
           <w:szCs w:val="21"/>
         </w:rPr>
-        <w:t>PomPak</w:t>
-      </w:r>
-      <w:proofErr w:type="spellEnd"/>
-      <w:r>
-        <w:rPr>
-          <w:b/>
-          <w:bCs/>
-          <w:color w:val="0F2D52"/>
-          <w:sz w:val="21"/>
-          <w:szCs w:val="21"/>
-        </w:rPr>
-        <w:t xml:space="preserve"> – National Financial Literacy </w:t>
-      </w:r>
-      <w:proofErr w:type="gramStart"/>
-      <w:r>
-        <w:rPr>
-          <w:b/>
-          <w:bCs/>
-          <w:color w:val="0F2D52"/>
-          <w:sz w:val="21"/>
-          <w:szCs w:val="21"/>
-        </w:rPr>
-        <w:t>Platform</w:t>
+        <w:t>PomPak – National Financial Literacy Platform</w:t>
       </w:r>
       <w:r>
         <w:rPr>
@@ -1899,40 +836,7 @@
           <w:sz w:val="18"/>
           <w:szCs w:val="18"/>
         </w:rPr>
-        <w:t xml:space="preserve">  |</w:t>
-      </w:r>
-      <w:proofErr w:type="gramEnd"/>
-      <w:r>
-        <w:rPr>
-          <w:i/>
-          <w:iCs/>
-          <w:color w:val="64748B"/>
-          <w:sz w:val="18"/>
-          <w:szCs w:val="18"/>
-        </w:rPr>
-        <w:t xml:space="preserve">  PHP · </w:t>
-      </w:r>
-      <w:proofErr w:type="spellStart"/>
-      <w:r>
-        <w:rPr>
-          <w:i/>
-          <w:iCs/>
-          <w:color w:val="64748B"/>
-          <w:sz w:val="18"/>
-          <w:szCs w:val="18"/>
-        </w:rPr>
-        <w:t>Laravel</w:t>
-      </w:r>
-      <w:proofErr w:type="spellEnd"/>
-      <w:r>
-        <w:rPr>
-          <w:i/>
-          <w:iCs/>
-          <w:color w:val="64748B"/>
-          <w:sz w:val="18"/>
-          <w:szCs w:val="18"/>
-        </w:rPr>
-        <w:t xml:space="preserve"> · SQL Server · JavaScript</w:t>
+        <w:t xml:space="preserve">  |  PHP · Laravel · SQL Server · JavaScript</w:t>
       </w:r>
     </w:p>
     <w:p>
@@ -1947,17 +851,7 @@
           <w:sz w:val="18"/>
           <w:szCs w:val="18"/>
         </w:rPr>
-        <w:t>🔗</w:t>
-      </w:r>
-      <w:r>
-        <w:rPr>
-          <w:i/>
-          <w:iCs/>
-          <w:color w:val="1D4ED8"/>
-          <w:sz w:val="18"/>
-          <w:szCs w:val="18"/>
-        </w:rPr>
-        <w:t xml:space="preserve"> nflpy.knowledgeplatform.com</w:t>
+        <w:t>🔗 nflpy.knowledgeplatform.com</w:t>
       </w:r>
     </w:p>
     <w:p>
@@ -1974,23 +868,7 @@
           <w:sz w:val="19"/>
           <w:szCs w:val="19"/>
         </w:rPr>
-        <w:t xml:space="preserve">1M+ registered users · 750,000+ students · 45+ districts — backed by State Bank of Pakistan and </w:t>
-      </w:r>
-      <w:proofErr w:type="spellStart"/>
-      <w:r>
-        <w:rPr>
-          <w:sz w:val="19"/>
-          <w:szCs w:val="19"/>
-        </w:rPr>
-        <w:t>JazzCash</w:t>
-      </w:r>
-      <w:proofErr w:type="spellEnd"/>
-      <w:r>
-        <w:rPr>
-          <w:sz w:val="19"/>
-          <w:szCs w:val="19"/>
-        </w:rPr>
-        <w:t>.</w:t>
+        <w:t>1M+ registered users · 750,000+ students · 45+ districts — backed by State Bank of Pakistan and JazzCash.</w:t>
       </w:r>
     </w:p>
     <w:p>
@@ -2007,23 +885,7 @@
           <w:sz w:val="19"/>
           <w:szCs w:val="19"/>
         </w:rPr>
-        <w:t xml:space="preserve">53 bilingual modules (English/Urdu) with SQL Server stored procedures and multi-tenant </w:t>
-      </w:r>
-      <w:proofErr w:type="spellStart"/>
-      <w:r>
-        <w:rPr>
-          <w:sz w:val="19"/>
-          <w:szCs w:val="19"/>
-        </w:rPr>
-        <w:t>auth</w:t>
-      </w:r>
-      <w:proofErr w:type="spellEnd"/>
-      <w:r>
-        <w:rPr>
-          <w:sz w:val="19"/>
-          <w:szCs w:val="19"/>
-        </w:rPr>
-        <w:t xml:space="preserve"> at national scale.</w:t>
+        <w:t>53 bilingual modules (English/Urdu) with SQL Server stored procedures and multi-tenant auth at national scale.</w:t>
       </w:r>
     </w:p>
     <w:p>
@@ -2035,7 +897,6 @@
       <w:pPr>
         <w:spacing w:before="75" w:after="10"/>
       </w:pPr>
-      <w:proofErr w:type="spellStart"/>
       <w:r>
         <w:rPr>
           <w:b/>
@@ -2044,39 +905,7 @@
           <w:sz w:val="21"/>
           <w:szCs w:val="21"/>
         </w:rPr>
-        <w:t>BuzzMap</w:t>
-      </w:r>
-      <w:proofErr w:type="spellEnd"/>
-      <w:r>
-        <w:rPr>
-          <w:b/>
-          <w:bCs/>
-          <w:color w:val="0F2D52"/>
-          <w:sz w:val="21"/>
-          <w:szCs w:val="21"/>
-        </w:rPr>
-        <w:t xml:space="preserve"> – Real-Time Event Discovery </w:t>
-      </w:r>
-      <w:proofErr w:type="gramStart"/>
-      <w:r>
-        <w:rPr>
-          <w:b/>
-          <w:bCs/>
-          <w:color w:val="0F2D52"/>
-          <w:sz w:val="21"/>
-          <w:szCs w:val="21"/>
-        </w:rPr>
-        <w:t>Pl</w:t>
-      </w:r>
-      <w:r>
-        <w:rPr>
-          <w:b/>
-          <w:bCs/>
-          <w:color w:val="0F2D52"/>
-          <w:sz w:val="21"/>
-          <w:szCs w:val="21"/>
-        </w:rPr>
-        <w:t>atform</w:t>
+        <w:t>BuzzMap – Real-Time Event Discovery Platform</w:t>
       </w:r>
       <w:r>
         <w:rPr>
@@ -2086,75 +915,8 @@
           <w:sz w:val="18"/>
           <w:szCs w:val="18"/>
         </w:rPr>
-        <w:t xml:space="preserve">  |</w:t>
-      </w:r>
-      <w:proofErr w:type="gramEnd"/>
-      <w:r>
-        <w:rPr>
-          <w:i/>
-          <w:iCs/>
-          <w:color w:val="64748B"/>
-          <w:sz w:val="18"/>
-          <w:szCs w:val="18"/>
-        </w:rPr>
-        <w:t xml:space="preserve">  Node.js · Express · </w:t>
-      </w:r>
-      <w:proofErr w:type="spellStart"/>
-      <w:r>
-        <w:rPr>
-          <w:i/>
-          <w:iCs/>
-          <w:color w:val="64748B"/>
-          <w:sz w:val="18"/>
-          <w:szCs w:val="18"/>
-        </w:rPr>
-        <w:t>MongoDB</w:t>
-      </w:r>
-      <w:proofErr w:type="spellEnd"/>
-      <w:r>
-        <w:rPr>
-          <w:i/>
-          <w:iCs/>
-          <w:color w:val="64748B"/>
-          <w:sz w:val="18"/>
-          <w:szCs w:val="18"/>
-        </w:rPr>
-        <w:t xml:space="preserve"> · </w:t>
-      </w:r>
-      <w:proofErr w:type="spellStart"/>
-      <w:r>
-        <w:rPr>
-          <w:i/>
-          <w:iCs/>
-          <w:color w:val="64748B"/>
-          <w:sz w:val="18"/>
-          <w:szCs w:val="18"/>
-        </w:rPr>
-        <w:t>Redis</w:t>
-      </w:r>
-      <w:proofErr w:type="spellEnd"/>
-      <w:r>
-        <w:rPr>
-          <w:i/>
-          <w:iCs/>
-          <w:color w:val="64748B"/>
-          <w:sz w:val="18"/>
-          <w:szCs w:val="18"/>
-        </w:rPr>
-        <w:t xml:space="preserve"> · </w:t>
-      </w:r>
-      <w:proofErr w:type="spellStart"/>
-      <w:r>
-        <w:rPr>
-          <w:i/>
-          <w:iCs/>
-          <w:color w:val="64748B"/>
-          <w:sz w:val="18"/>
-          <w:szCs w:val="18"/>
-        </w:rPr>
-        <w:t>WebSockets</w:t>
-      </w:r>
-      <w:proofErr w:type="spellEnd"/>
+        <w:t xml:space="preserve">  |  Node.js · Express · MongoDB · Redis · WebSockets</w:t>
+      </w:r>
     </w:p>
     <w:p>
       <w:pPr>
@@ -2168,17 +930,7 @@
           <w:sz w:val="18"/>
           <w:szCs w:val="18"/>
         </w:rPr>
-        <w:t>🔗</w:t>
-      </w:r>
-      <w:r>
-        <w:rPr>
-          <w:i/>
-          <w:iCs/>
-          <w:color w:val="1D4ED8"/>
-          <w:sz w:val="18"/>
-          <w:szCs w:val="18"/>
-        </w:rPr>
-        <w:t xml:space="preserve"> buzzmap.org</w:t>
+        <w:t>🔗 buzzmap.org</w:t>
       </w:r>
     </w:p>
     <w:p>
@@ -2195,73 +947,7 @@
           <w:sz w:val="19"/>
           <w:szCs w:val="19"/>
         </w:rPr>
-        <w:t>Live platform for US client (</w:t>
-      </w:r>
-      <w:proofErr w:type="spellStart"/>
-      <w:r>
-        <w:rPr>
-          <w:sz w:val="19"/>
-          <w:szCs w:val="19"/>
-        </w:rPr>
-        <w:t>Nodescale</w:t>
-      </w:r>
-      <w:proofErr w:type="spellEnd"/>
-      <w:r>
-        <w:rPr>
-          <w:sz w:val="19"/>
-          <w:szCs w:val="19"/>
-        </w:rPr>
-        <w:t xml:space="preserve"> LLC): real-time event feeds, </w:t>
-      </w:r>
-      <w:proofErr w:type="spellStart"/>
-      <w:r>
-        <w:rPr>
-          <w:sz w:val="19"/>
-          <w:szCs w:val="19"/>
-        </w:rPr>
-        <w:t>geolocation</w:t>
-      </w:r>
-      <w:proofErr w:type="spellEnd"/>
-      <w:r>
-        <w:rPr>
-          <w:sz w:val="19"/>
-          <w:szCs w:val="19"/>
-        </w:rPr>
-        <w:t xml:space="preserve"> APIs, </w:t>
-      </w:r>
-      <w:proofErr w:type="spellStart"/>
-      <w:r>
-        <w:rPr>
-          <w:sz w:val="19"/>
-          <w:szCs w:val="19"/>
-        </w:rPr>
-        <w:t>OAuth</w:t>
-      </w:r>
-      <w:proofErr w:type="spellEnd"/>
-      <w:r>
-        <w:rPr>
-          <w:sz w:val="19"/>
-          <w:szCs w:val="19"/>
-        </w:rPr>
-        <w:t xml:space="preserve"> 2.0, </w:t>
-      </w:r>
-      <w:proofErr w:type="spellStart"/>
-      <w:proofErr w:type="gramStart"/>
-      <w:r>
-        <w:rPr>
-          <w:sz w:val="19"/>
-          <w:szCs w:val="19"/>
-        </w:rPr>
-        <w:t>Redis</w:t>
-      </w:r>
-      <w:proofErr w:type="spellEnd"/>
-      <w:proofErr w:type="gramEnd"/>
-      <w:r>
-        <w:rPr>
-          <w:sz w:val="19"/>
-          <w:szCs w:val="19"/>
-        </w:rPr>
-        <w:t xml:space="preserve"> caching.</w:t>
+        <w:t>Live platform for US client (Nodescale LLC): real-time event feeds, geolocation APIs, OAuth 2.0, Redis caching.</w:t>
       </w:r>
     </w:p>
     <w:p>
@@ -2278,46 +964,7 @@
           <w:sz w:val="19"/>
           <w:szCs w:val="19"/>
         </w:rPr>
-        <w:t xml:space="preserve">Fully remote delivery to US engineering standards — </w:t>
-      </w:r>
-      <w:proofErr w:type="spellStart"/>
-      <w:r>
-        <w:rPr>
-          <w:sz w:val="19"/>
-          <w:szCs w:val="19"/>
-        </w:rPr>
-        <w:t>async</w:t>
-      </w:r>
-      <w:proofErr w:type="spellEnd"/>
-      <w:r>
-        <w:rPr>
-          <w:sz w:val="19"/>
-          <w:szCs w:val="19"/>
-        </w:rPr>
-        <w:t xml:space="preserve"> collaborati</w:t>
-      </w:r>
-      <w:r>
-        <w:rPr>
-          <w:sz w:val="19"/>
-          <w:szCs w:val="19"/>
-        </w:rPr>
-        <w:t xml:space="preserve">on, PR </w:t>
-      </w:r>
-      <w:proofErr w:type="gramStart"/>
-      <w:r>
-        <w:rPr>
-          <w:sz w:val="19"/>
-          <w:szCs w:val="19"/>
-        </w:rPr>
-        <w:t>discipline</w:t>
-      </w:r>
-      <w:proofErr w:type="gramEnd"/>
-      <w:r>
-        <w:rPr>
-          <w:sz w:val="19"/>
-          <w:szCs w:val="19"/>
-        </w:rPr>
-        <w:t>, API versioning.</w:t>
+        <w:t>Fully remote delivery to US engineering standards — async collaboration, PR discipline, API versioning.</w:t>
       </w:r>
     </w:p>
     <w:p>
@@ -2353,16 +1000,7 @@
           <w:bCs/>
           <w:color w:val="0F2D52"/>
         </w:rPr>
-        <w:t xml:space="preserve">B.Sc. Computer </w:t>
-      </w:r>
-      <w:proofErr w:type="gramStart"/>
-      <w:r>
-        <w:rPr>
-          <w:b/>
-          <w:bCs/>
-          <w:color w:val="0F2D52"/>
-        </w:rPr>
-        <w:t>Science</w:t>
+        <w:t>B.Sc. Computer Science</w:t>
       </w:r>
       <w:r>
         <w:rPr>
@@ -2370,16 +1008,7 @@
           <w:sz w:val="19"/>
           <w:szCs w:val="19"/>
         </w:rPr>
-        <w:t xml:space="preserve">  ·</w:t>
-      </w:r>
-      <w:proofErr w:type="gramEnd"/>
-      <w:r>
-        <w:rPr>
-          <w:color w:val="64748B"/>
-          <w:sz w:val="19"/>
-          <w:szCs w:val="19"/>
-        </w:rPr>
-        <w:t xml:space="preserve">  Air University, Islamabad  ·  </w:t>
+        <w:t xml:space="preserve">  ·  Air University, Islamabad  ·  </w:t>
       </w:r>
       <w:r>
         <w:rPr>
@@ -2462,29 +1091,7 @@
           <w:sz w:val="19"/>
           <w:szCs w:val="19"/>
         </w:rPr>
-        <w:t xml:space="preserve">Experience Letter — </w:t>
-      </w:r>
-      <w:proofErr w:type="spellStart"/>
-      <w:r>
-        <w:rPr>
-          <w:b/>
-          <w:bCs/>
-          <w:color w:val="0F2D52"/>
-          <w:sz w:val="19"/>
-          <w:szCs w:val="19"/>
-        </w:rPr>
-        <w:t>Nodescale</w:t>
-      </w:r>
-      <w:proofErr w:type="spellEnd"/>
-      <w:r>
-        <w:rPr>
-          <w:b/>
-          <w:bCs/>
-          <w:color w:val="0F2D52"/>
-          <w:sz w:val="19"/>
-          <w:szCs w:val="19"/>
-        </w:rPr>
-        <w:t xml:space="preserve"> LLC (USA)</w:t>
+        <w:t>Experience Letter — Nodescale LLC (USA)</w:t>
       </w:r>
       <w:r>
         <w:rPr>
@@ -2494,29 +1101,7 @@
           <w:sz w:val="19"/>
           <w:szCs w:val="19"/>
         </w:rPr>
-        <w:t xml:space="preserve"> — Backend Engineer · </w:t>
-      </w:r>
-      <w:proofErr w:type="spellStart"/>
-      <w:r>
-        <w:rPr>
-          <w:i/>
-          <w:iCs/>
-          <w:color w:val="64748B"/>
-          <w:sz w:val="19"/>
-          <w:szCs w:val="19"/>
-        </w:rPr>
-        <w:t>BuzzMap</w:t>
-      </w:r>
-      <w:proofErr w:type="spellEnd"/>
-      <w:r>
-        <w:rPr>
-          <w:i/>
-          <w:iCs/>
-          <w:color w:val="64748B"/>
-          <w:sz w:val="19"/>
-          <w:szCs w:val="19"/>
-        </w:rPr>
-        <w:t xml:space="preserve"> · Remote</w:t>
+        <w:t xml:space="preserve"> — Backend Engineer · BuzzMap · Remote</w:t>
       </w:r>
     </w:p>
     <w:p>
@@ -2536,20 +1121,8 @@
           <w:sz w:val="19"/>
           <w:szCs w:val="19"/>
         </w:rPr>
-        <w:t xml:space="preserve">Employment Certificate — Seven </w:t>
-      </w:r>
-      <w:proofErr w:type="spellStart"/>
-      <w:r>
-        <w:rPr>
-          <w:b/>
-          <w:bCs/>
-          <w:color w:val="0F2D52"/>
-          <w:sz w:val="19"/>
-          <w:szCs w:val="19"/>
-        </w:rPr>
-        <w:t>Koncepts</w:t>
-      </w:r>
-      <w:proofErr w:type="spellEnd"/>
+        <w:t>Employment Certificate — Seven Koncepts</w:t>
+      </w:r>
       <w:r>
         <w:rPr>
           <w:i/>
@@ -2581,93 +1154,7 @@
           <w:sz w:val="18"/>
           <w:szCs w:val="18"/>
         </w:rPr>
-        <w:t xml:space="preserve">Available for </w:t>
-      </w:r>
-      <w:proofErr w:type="spellStart"/>
-      <w:r>
-        <w:rPr>
-          <w:i/>
-          <w:iCs/>
-          <w:color w:val="1D4ED8"/>
-          <w:sz w:val="18"/>
-          <w:szCs w:val="18"/>
-        </w:rPr>
-        <w:t>remote</w:t>
-      </w:r>
-      <w:proofErr w:type="gramStart"/>
-      <w:r>
-        <w:rPr>
-          <w:i/>
-          <w:iCs/>
-          <w:color w:val="1D4ED8"/>
-          <w:sz w:val="18"/>
-          <w:szCs w:val="18"/>
-        </w:rPr>
-        <w:t>,hybrid</w:t>
-      </w:r>
-      <w:proofErr w:type="spellEnd"/>
-      <w:proofErr w:type="gramEnd"/>
-      <w:r>
-        <w:rPr>
-          <w:i/>
-          <w:iCs/>
-          <w:color w:val="1D4ED8"/>
-          <w:sz w:val="18"/>
-          <w:szCs w:val="18"/>
-        </w:rPr>
-        <w:t xml:space="preserve"> and onsite</w:t>
-      </w:r>
-      <w:r>
-        <w:rPr>
-          <w:i/>
-          <w:iCs/>
-          <w:color w:val="1D4ED8"/>
-          <w:sz w:val="18"/>
-          <w:szCs w:val="18"/>
-        </w:rPr>
-        <w:t xml:space="preserve"> roles</w:t>
-      </w:r>
-      <w:r>
-        <w:rPr>
-          <w:i/>
-          <w:iCs/>
-          <w:color w:val="1D4ED8"/>
-          <w:sz w:val="18"/>
-          <w:szCs w:val="18"/>
-        </w:rPr>
-        <w:t xml:space="preserve"> -</w:t>
-      </w:r>
-      <w:bookmarkStart w:id="0" w:name="_GoBack"/>
-      <w:bookmarkEnd w:id="0"/>
-      <w:r>
-        <w:rPr>
-          <w:i/>
-          <w:iCs/>
-          <w:color w:val="1D4ED8"/>
-          <w:sz w:val="18"/>
-          <w:szCs w:val="18"/>
-        </w:rPr>
-        <w:t xml:space="preserve"> globally and in Pakistan</w:t>
-      </w:r>
-      <w:r>
-        <w:rPr>
-          <w:i/>
-          <w:iCs/>
-          <w:color w:val="1D4ED8"/>
-          <w:sz w:val="18"/>
-          <w:szCs w:val="18"/>
-        </w:rPr>
-        <w:t xml:space="preserve">  ·  Can star</w:t>
-      </w:r>
-      <w:r>
-        <w:rPr>
-          <w:i/>
-          <w:iCs/>
-          <w:color w:val="1D4ED8"/>
-          <w:sz w:val="18"/>
-          <w:szCs w:val="18"/>
-        </w:rPr>
-        <w:t>t immediately</w:t>
+        <w:t>Available for remote,hybrid and onsite roles - globally and in Pakistan  ·  Can start immediately</w:t>
       </w:r>
     </w:p>
     <w:sectPr>

--- a/public/Reyyan_Alam_CV.docx
+++ b/public/Reyyan_Alam_CV.docx
@@ -74,7 +74,15 @@
         <w:spacing w:after="60"/>
       </w:pPr>
       <w:r>
-        <w:t>Backend Engineer with 1+ year of production experience building systems that handle real users at real scale — from a national government platform with 1M+ users to an ERP managing 12,000+ students. Comfortable in Node.js, PHP/Laravel, and Django, choosing the right tool for the job. Solid DevOps fundamentals: Linux administration, Docker, CI/CD, and cloud deployments. Experienced in remote async collaboration with a US-based engineering team. Open to relocation to EU/UK/US with visa sponsorship, or fully remote.</w:t>
+        <w:t>Backend Engineer with 2</w:t>
+      </w:r>
+      <w:r>
+        <w:t xml:space="preserve">+ year of production experience building systems that handle real users at real scale — from a national government platform with 1M+ users to an ERP managing 12,000+ students. Comfortable in Node.js, PHP/Laravel, and Django, choosing the right tool for the job. Solid DevOps fundamentals: Linux administration, Docker, CI/CD, and cloud deployments. Experienced in remote async </w:t>
+      </w:r>
+      <w:bookmarkStart w:id="0" w:name="_GoBack"/>
+      <w:bookmarkEnd w:id="0"/>
+      <w:r>
+        <w:t>collaboration with a US-based engineering team. Open to relocation to EU/UK/US with visa sponsorship, or fully remote.</w:t>
       </w:r>
     </w:p>
     <w:p>
@@ -393,8 +401,6 @@
         </w:rPr>
         <w:t>, Flask, and PHP within the same company — framework-agnostic backend delivery under Agile/Scrum.</w:t>
       </w:r>
-      <w:bookmarkStart w:id="0" w:name="_GoBack"/>
-      <w:bookmarkEnd w:id="0"/>
     </w:p>
     <w:p>
       <w:pPr>
